--- a/weekly_reports/W02_问题定义.docx
+++ b/weekly_reports/W02_问题定义.docx
@@ -855,6 +855,23 @@
           <w:u w:val="none"/>
         </w:rPr>
         <w:t>Submitted by: [TBD]  Date: 2026-10-25  Version: v1.0</w:t>
+      </w:r>
+    </w:p>
+    <w:p>
+      <w:pPr>
+        <w:spacing w:after="120"/>
+        <w:rPr>
+          <w:rFonts w:ascii="Times New Roman" w:eastAsia="华文楷体" w:hAnsi="Times New Roman" w:cs="Times New Roman"/>
+          <w:i/>
+          <w:lang w:eastAsia="zh-CN"/>
+        </w:rPr>
+      </w:pPr>
+      <w:r>
+        <w:rPr>
+          <w:rFonts w:ascii="Times New Roman" w:hAnsi="Times New Roman"/>
+          <w:u w:val="none"/>
+        </w:rPr>
+        <w:t xml:space="preserve">候选技术路线（待评估，未定稿）：团队正评估以 YOLO（摄像头视觉车辆占用检测）与 STM32（主控）作为候选方案，YOLO 可独立检测车位占用或与地磁/超声波互补，STM32 可替代或配合 ESP32 承担采集与控制；是否采纳及最终架构待评审后确定，本报告其余内容暂以“地磁＋超声波＋ESP32＋MQTT”为基线。</w:t>
       </w:r>
     </w:p>
     <w:p>

--- a/weekly_reports/W02_问题定义.docx
+++ b/weekly_reports/W02_问题定义.docx
@@ -871,7 +871,7 @@
           <w:rFonts w:ascii="Times New Roman" w:hAnsi="Times New Roman"/>
           <w:u w:val="none"/>
         </w:rPr>
-        <w:t xml:space="preserve">候选技术路线（待评估，未定稿）：团队正评估以 YOLO（摄像头视觉车辆占用检测）与 STM32（主控）作为候选方案，YOLO 可独立检测车位占用或与地磁/超声波互补，STM32 可替代或配合 ESP32 承担采集与控制；是否采纳及最终架构待评审后确定，本报告其余内容暂以“地磁＋超声波＋ESP32＋MQTT”为基线。</w:t>
+        <w:t xml:space="preserve">技术路线（已确定）：团队确定以 YOLO（摄像头视觉车辆占用检测，配置为不识别车辆身份）作为车位占用检测主路线，STM32 作为主控（外接 Wi-Fi 模块接入 MQTT），地磁＋超声波双传感器作为低成本互补校验；数据经 MQTT → SQLite → Web Dashboard 发布。</w:t>
       </w:r>
     </w:p>
     <w:p>
@@ -2676,7 +2676,7 @@
           <w:rFonts w:ascii="Times New Roman" w:hAnsi="Times New Roman"/>
           <w:u w:val="none"/>
         </w:rPr>
-        <w:t>现状与痛点：现有做法多为人工巡查或仅地面划线，缺少实时、可扩展的空余信息发布；采用摄像头识别车辆又涉及隐私与数据合规问题。</w:t>
+        <w:t>现状与痛点：现有做法多为人工巡查或仅地面划线，缺少实时、可扩展的空余信息发布；摄像头识别车辆常伴随车牌采集，涉及隐私与数据合规问题。</w:t>
         <w:br/>
       </w:r>
       <w:r>
@@ -2684,7 +2684,7 @@
           <w:rFonts w:ascii="Times New Roman" w:hAnsi="Times New Roman"/>
           <w:u w:val="none"/>
         </w:rPr>
-        <w:t>目标：本节点在不识别车辆身份的前提下，用地磁＋超声波双传感器融合判断每个车位的占用/空闲，经Wi-Fi/MQTT将状态发布到Dashboard，实时显示各车位占用情况与剩余空位，并记录占用率历史，为UL与LICHPU两校区可复制的停车管理提供数据支撑。</w:t>
+        <w:t>目标：本节点以摄像头YOLO视觉检测每个车位的占用/空闲（配置为不识别车辆身份，仅输出占用/空闲），辅以地磁＋超声波双传感器校验，经STM32＋Wi-Fi模块将状态经MQTT发布到Dashboard，实时显示各车位占用情况与剩余空位，并记录占用率历史，为UL与LICHPU两校区可复制的停车管理提供数据支撑。</w:t>
         <w:br/>
       </w:r>
       <w:r>
@@ -2739,7 +2739,7 @@
           <w:rFonts w:ascii="Times New Roman" w:hAnsi="Times New Roman"/>
           <w:u w:val="none"/>
         </w:rPr>
-        <w:t>范围内：单车位占用/空闲检测；状态经Wi-Fi/MQTT上传；Dashboard实时显示占用与空余数；占用率历史记录；断网自动重连。</w:t>
+        <w:t>范围内：单车位占用/空闲检测（YOLO视觉为主，地磁/超声波校验）；状态经STM32＋Wi-Fi模块经MQTT上传；Dashboard实时显示占用与空余数；占用率历史记录；断网自动重连。</w:t>
         <w:br/>
       </w:r>
       <w:r>
@@ -2747,7 +2747,7 @@
           <w:rFonts w:ascii="Times New Roman" w:hAnsi="Times New Roman"/>
           <w:u w:val="none"/>
         </w:rPr>
-        <w:t>范围外：车辆身份识别（车牌/车型/颜色）；车位引导与自动道闸；摄像头方案；收费管理；大规模多车位部署（演示1—2个车位节点）。</w:t>
+        <w:t>范围外：车辆身份识别（车牌/车型/颜色）；车位引导与自动道闸；收费管理；大规模多车位部署（演示1—2个车位节点）。</w:t>
       </w:r>
     </w:p>
     <w:p>
